--- a/bonus/2026-10-12_suivi-signature-3-mois.docx
+++ b/bonus/2026-10-12_suivi-signature-3-mois.docx
@@ -15,7 +15,7 @@
         <w:rPr>
           <w:b w:val="0"/>
         </w:rPr>
-        <w:t>Bonus du Sprint de l’heure gagnée · Antoine Contino · version du 12 octobre 2026</w:t>
+        <w:t>Bonus de l’Accélérateur IA 30 jours · Antoine Contino · version du 12 octobre 2026</w:t>
       </w:r>
     </w:p>
     <w:p>
